--- a/UECS2363A1_2400535.docx
+++ b/UECS2363A1_2400535.docx
@@ -2263,29 +2263,68 @@
       <w:pPr>
         <w:jc w:val="both"/>
         <w:rPr>
-          <w:b/>
-          <w:bCs/>
-          <w:sz w:val="28"/>
-          <w:szCs w:val="28"/>
-        </w:rPr>
-      </w:pPr>
-      <w:r>
-        <w:rPr>
-          <w:b/>
-          <w:bCs/>
-          <w:sz w:val="28"/>
-          <w:szCs w:val="28"/>
-        </w:rPr>
-        <w:t xml:space="preserve">1.1 </w:t>
-      </w:r>
-      <w:r>
-        <w:rPr>
-          <w:b/>
-          <w:bCs/>
-          <w:sz w:val="28"/>
-          <w:szCs w:val="28"/>
-        </w:rPr>
-        <w:t>Introduction to Fastify</w:t>
+          <w:szCs w:val="24"/>
+        </w:rPr>
+      </w:pPr>
+      <w:r>
+        <w:rPr>
+          <w:szCs w:val="24"/>
+        </w:rPr>
+        <w:t xml:space="preserve">We will be using Vim for this </w:t>
+      </w:r>
+      <w:r>
+        <w:rPr>
+          <w:szCs w:val="24"/>
+        </w:rPr>
+        <w:t>assignment</w:t>
+      </w:r>
+      <w:r>
+        <w:rPr>
+          <w:szCs w:val="24"/>
+        </w:rPr>
+        <w:t xml:space="preserve">. </w:t>
+      </w:r>
+      <w:r>
+        <w:rPr>
+          <w:szCs w:val="24"/>
+        </w:rPr>
+        <w:t>Vim is a widely used text editor</w:t>
+      </w:r>
+      <w:r>
+        <w:rPr>
+          <w:szCs w:val="24"/>
+        </w:rPr>
+        <w:t xml:space="preserve"> designed for efficient editing of plain text and source code files. Vim is an enhanced version of the UNIX editor Vi, with many additional features that improve the usability and productivity for code editing. Vim supports a </w:t>
+      </w:r>
+      <w:r>
+        <w:rPr>
+          <w:szCs w:val="24"/>
+        </w:rPr>
+        <w:t xml:space="preserve">wide range of features, including </w:t>
+      </w:r>
+      <w:r>
+        <w:rPr>
+          <w:szCs w:val="24"/>
+        </w:rPr>
+        <w:t>multi-level undo, syntax highlighting, command line history, spell checking, filename completion, block operations</w:t>
+      </w:r>
+      <w:r>
+        <w:rPr>
+          <w:szCs w:val="24"/>
+        </w:rPr>
+        <w:t>, and</w:t>
+      </w:r>
+      <w:r>
+        <w:rPr>
+          <w:szCs w:val="24"/>
+        </w:rPr>
+        <w:t xml:space="preserve"> script language</w:t>
+      </w:r>
+      <w:r>
+        <w:rPr>
+          <w:szCs w:val="24"/>
+        </w:rPr>
+        <w:t xml:space="preserve">. </w:t>
       </w:r>
     </w:p>
     <w:p>
@@ -2299,7 +2338,35 @@
         <w:rPr>
           <w:szCs w:val="24"/>
         </w:rPr>
-        <w:t>Fastify is an open-source web development framework that uses the Node.js runtime environment to create web applications. It is commonly used to create REST APIs and some backend services that need to be scalable and highly performant. It is highly focused on minimising overhead and providing a powerful plugin architecture.</w:t>
+        <w:t xml:space="preserve">The main objective of Vim is to </w:t>
+      </w:r>
+      <w:r>
+        <w:rPr>
+          <w:szCs w:val="24"/>
+        </w:rPr>
+        <w:t xml:space="preserve">provide a configurable and efficient text editor. </w:t>
+      </w:r>
+      <w:r>
+        <w:rPr>
+          <w:szCs w:val="24"/>
+        </w:rPr>
+        <w:t xml:space="preserve">It also aims to offer a mostly POSIX (Portable Operating System Interface)-compatible implementation of vi when compiled with a minimal feature set, typically referred to as </w:t>
+      </w:r>
+      <w:proofErr w:type="spellStart"/>
+      <w:proofErr w:type="gramStart"/>
+      <w:r>
+        <w:rPr>
+          <w:szCs w:val="24"/>
+        </w:rPr>
+        <w:t>vim.tiny</w:t>
+      </w:r>
+      <w:proofErr w:type="spellEnd"/>
+      <w:proofErr w:type="gramEnd"/>
+      <w:r>
+        <w:rPr>
+          <w:szCs w:val="24"/>
+        </w:rPr>
+        <w:t>, which many Linux distributions use as the default vi editor.</w:t>
       </w:r>
     </w:p>
     <w:p>
@@ -2309,6 +2376,30 @@
           <w:szCs w:val="24"/>
         </w:rPr>
       </w:pPr>
+      <w:r>
+        <w:rPr>
+          <w:szCs w:val="24"/>
+        </w:rPr>
+        <w:t xml:space="preserve">The intended users of Vim include software developers, system administrators, and students who frequently work with programming languages and other plain text files. </w:t>
+      </w:r>
+      <w:r>
+        <w:rPr>
+          <w:szCs w:val="24"/>
+        </w:rPr>
+        <w:t xml:space="preserve">Vim is particularly popular among Linux and Unix users because of its efficiency and powerful </w:t>
+      </w:r>
+      <w:r>
+        <w:rPr>
+          <w:szCs w:val="24"/>
+        </w:rPr>
+        <w:t>command-based</w:t>
+      </w:r>
+      <w:r>
+        <w:rPr>
+          <w:szCs w:val="24"/>
+        </w:rPr>
+        <w:t xml:space="preserve"> editing features.</w:t>
+      </w:r>
     </w:p>
     <w:p>
       <w:pPr>
@@ -2321,13 +2412,21 @@
         <w:rPr>
           <w:szCs w:val="24"/>
         </w:rPr>
-        <w:t>Fastify is inspired by other Node.js web development frameworks, including Express and Hapi and aims to provide developers with a top-notch experience while keeping their applications fast, efficient and scalable for processing HTTP requests. Fastify is described in its official documentation as one of the fastest web development frameworks for Node.js due to its minimalistic approach</w:t>
-      </w:r>
-      <w:r>
-        <w:rPr>
-          <w:szCs w:val="24"/>
-        </w:rPr>
-        <w:t>.</w:t>
+        <w:t xml:space="preserve">Vim is compatible with various operating systems, including MS-Windows (7, 8, 10, and 11), macOS, Haiku, VMS, and nearly all versions of UNIX. Porting Vim to other systems should not be overly difficult. Older versions of Vim were designed to run on MS-DOS, MS-Windows 95/98/Me/NT/2000/XP/Vista, Amiga DOS, Atari </w:t>
+      </w:r>
+      <w:proofErr w:type="spellStart"/>
+      <w:r>
+        <w:rPr>
+          <w:szCs w:val="24"/>
+        </w:rPr>
+        <w:t>MiNT</w:t>
+      </w:r>
+      <w:proofErr w:type="spellEnd"/>
+      <w:r>
+        <w:rPr>
+          <w:szCs w:val="24"/>
+        </w:rPr>
+        <w:t>, BeOS, RISC OS, and OS/2. However, these older versions are no longer maintained.</w:t>
       </w:r>
     </w:p>
     <w:p>
@@ -2340,218 +2439,6 @@
     </w:p>
     <w:p>
       <w:pPr>
-        <w:jc w:val="both"/>
-        <w:rPr>
-          <w:b/>
-          <w:bCs/>
-          <w:sz w:val="28"/>
-          <w:szCs w:val="28"/>
-        </w:rPr>
-      </w:pPr>
-      <w:r>
-        <w:rPr>
-          <w:b/>
-          <w:bCs/>
-          <w:sz w:val="28"/>
-          <w:szCs w:val="28"/>
-        </w:rPr>
-        <w:t>1.</w:t>
-      </w:r>
-      <w:r>
-        <w:rPr>
-          <w:b/>
-          <w:bCs/>
-          <w:sz w:val="28"/>
-          <w:szCs w:val="28"/>
-        </w:rPr>
-        <w:t>2</w:t>
-      </w:r>
-      <w:r>
-        <w:rPr>
-          <w:b/>
-          <w:bCs/>
-          <w:sz w:val="28"/>
-          <w:szCs w:val="28"/>
-        </w:rPr>
-        <w:t xml:space="preserve"> </w:t>
-      </w:r>
-      <w:r>
-        <w:rPr>
-          <w:b/>
-          <w:bCs/>
-          <w:sz w:val="28"/>
-          <w:szCs w:val="28"/>
-        </w:rPr>
-        <w:t>Objectives</w:t>
-      </w:r>
-    </w:p>
-    <w:p>
-      <w:pPr>
-        <w:jc w:val="both"/>
-        <w:rPr>
-          <w:szCs w:val="24"/>
-        </w:rPr>
-      </w:pPr>
-      <w:r>
-        <w:rPr>
-          <w:szCs w:val="24"/>
-        </w:rPr>
-        <w:t>The main objective of Fastify is to provide a web framework that enables programmers to build scalable, effective server-side applications</w:t>
-      </w:r>
-      <w:r>
-        <w:rPr>
-          <w:szCs w:val="24"/>
-        </w:rPr>
-        <w:t>, and t</w:t>
-      </w:r>
-      <w:r>
-        <w:rPr>
-          <w:szCs w:val="24"/>
-        </w:rPr>
-        <w:t>his framework is designed to handle HTTP requests with lower overhead, so the application can respond quickly even when serving a large number of users at once.</w:t>
-      </w:r>
-      <w:r>
-        <w:rPr>
-          <w:szCs w:val="24"/>
-        </w:rPr>
-        <w:t xml:space="preserve"> Enhancing the backend system development experience is also another objective for Fastify. </w:t>
-      </w:r>
-      <w:r>
-        <w:rPr>
-          <w:szCs w:val="24"/>
-        </w:rPr>
-        <w:t xml:space="preserve">The framework </w:t>
-      </w:r>
-      <w:r>
-        <w:rPr>
-          <w:szCs w:val="24"/>
-        </w:rPr>
-        <w:t>allow</w:t>
-      </w:r>
-      <w:r>
-        <w:rPr>
-          <w:szCs w:val="24"/>
-        </w:rPr>
-        <w:t xml:space="preserve"> developers to add functionality through </w:t>
-      </w:r>
-      <w:r>
-        <w:rPr>
-          <w:szCs w:val="24"/>
-        </w:rPr>
-        <w:t>plugins and modular architecture while offering an organised method for building web servers and APIs. This makes it easier to build maintainable applications and integrate additional features when required.</w:t>
-      </w:r>
-    </w:p>
-    <w:p>
-      <w:pPr>
-        <w:jc w:val="both"/>
-        <w:rPr>
-          <w:b/>
-          <w:bCs/>
-          <w:sz w:val="28"/>
-          <w:szCs w:val="28"/>
-        </w:rPr>
-      </w:pPr>
-      <w:r>
-        <w:rPr>
-          <w:b/>
-          <w:bCs/>
-          <w:sz w:val="28"/>
-          <w:szCs w:val="28"/>
-        </w:rPr>
-        <w:t>1.</w:t>
-      </w:r>
-      <w:r>
-        <w:rPr>
-          <w:b/>
-          <w:bCs/>
-          <w:sz w:val="28"/>
-          <w:szCs w:val="28"/>
-        </w:rPr>
-        <w:t>3</w:t>
-      </w:r>
-      <w:r>
-        <w:rPr>
-          <w:b/>
-          <w:bCs/>
-          <w:sz w:val="28"/>
-          <w:szCs w:val="28"/>
-        </w:rPr>
-        <w:t xml:space="preserve"> Intended Users</w:t>
-      </w:r>
-    </w:p>
-    <w:p>
-      <w:pPr>
-        <w:jc w:val="both"/>
-        <w:rPr>
-          <w:szCs w:val="24"/>
-        </w:rPr>
-      </w:pPr>
-      <w:r>
-        <w:rPr>
-          <w:szCs w:val="24"/>
-        </w:rPr>
-        <w:t xml:space="preserve">Fastify is primarily used by backend developers </w:t>
-      </w:r>
-      <w:r>
-        <w:rPr>
-          <w:szCs w:val="24"/>
-        </w:rPr>
-        <w:t>on the Node.js platform to build</w:t>
-      </w:r>
-      <w:r>
-        <w:rPr>
-          <w:szCs w:val="24"/>
-        </w:rPr>
-        <w:t xml:space="preserve"> backend applications. It is the</w:t>
-      </w:r>
-      <w:r>
-        <w:rPr>
-          <w:szCs w:val="24"/>
-        </w:rPr>
-        <w:t xml:space="preserve"> common</w:t>
-      </w:r>
-      <w:r>
-        <w:rPr>
-          <w:szCs w:val="24"/>
-        </w:rPr>
-        <w:t xml:space="preserve"> solution for the development of RESTful APIs, web services, and microservices for web applications.</w:t>
-      </w:r>
-      <w:r>
-        <w:rPr>
-          <w:szCs w:val="24"/>
-        </w:rPr>
-        <w:t xml:space="preserve"> </w:t>
-      </w:r>
-      <w:r>
-        <w:rPr>
-          <w:szCs w:val="24"/>
-        </w:rPr>
-        <w:t xml:space="preserve">It is also a good solution for companies and developers that require high-performance web services. It can handle </w:t>
-      </w:r>
-      <w:r>
-        <w:rPr>
-          <w:szCs w:val="24"/>
-        </w:rPr>
-        <w:t>many requests due to its lightweight,</w:t>
-      </w:r>
-      <w:r>
-        <w:rPr>
-          <w:szCs w:val="24"/>
-        </w:rPr>
-        <w:t xml:space="preserve"> scalable nature.</w:t>
-      </w:r>
-    </w:p>
-    <w:p>
-      <w:pPr>
-        <w:jc w:val="both"/>
-        <w:rPr>
-          <w:szCs w:val="24"/>
-        </w:rPr>
-      </w:pPr>
-    </w:p>
-    <w:p>
-      <w:pPr>
-        <w:jc w:val="both"/>
         <w:rPr>
           <w:b/>
           <w:bCs/>
@@ -2566,28 +2453,27 @@
           <w:sz w:val="32"/>
           <w:szCs w:val="32"/>
         </w:rPr>
-        <w:t>2.0 Build Configuration</w:t>
-      </w:r>
-    </w:p>
-    <w:p>
-      <w:pPr>
-        <w:jc w:val="both"/>
+        <w:t xml:space="preserve">2.0 </w:t>
+      </w:r>
+      <w:r>
         <w:rPr>
           <w:b/>
           <w:bCs/>
-          <w:sz w:val="28"/>
-          <w:szCs w:val="28"/>
-        </w:rPr>
-      </w:pPr>
-      <w:r>
+          <w:sz w:val="32"/>
+          <w:szCs w:val="32"/>
+        </w:rPr>
+        <w:t>Build Configuration</w:t>
+      </w:r>
+    </w:p>
+    <w:p>
+      <w:pPr>
         <w:rPr>
           <w:b/>
           <w:bCs/>
           <w:sz w:val="28"/>
           <w:szCs w:val="28"/>
         </w:rPr>
-        <w:t>2</w:t>
-      </w:r>
+      </w:pPr>
       <w:r>
         <w:rPr>
           <w:b/>
@@ -2595,213 +2481,778 @@
           <w:sz w:val="28"/>
           <w:szCs w:val="28"/>
         </w:rPr>
-        <w:t>.</w:t>
-      </w:r>
+        <w:t>2.1 Build Environment and Tools</w:t>
+      </w:r>
+    </w:p>
+    <w:p>
+      <w:pPr>
+        <w:rPr>
+          <w:szCs w:val="24"/>
+        </w:rPr>
+      </w:pPr>
+      <w:r>
+        <w:rPr>
+          <w:szCs w:val="24"/>
+        </w:rPr>
+        <w:t>To successfully build the Vim project from its source code, a number of development tools and prerequisites are required. Vim is primarily written in C, and hence a C compiler and build automation tools are necessary to compile the source code into an executable program.</w:t>
+      </w:r>
+    </w:p>
+    <w:p>
+      <w:pPr>
+        <w:rPr>
+          <w:szCs w:val="24"/>
+        </w:rPr>
+      </w:pPr>
+      <w:r>
+        <w:rPr>
+          <w:szCs w:val="24"/>
+        </w:rPr>
+        <w:t>The build environment used for this project includes Git, C Compiler (GCC), Make, and Command Line Interface (CLI).</w:t>
+      </w:r>
+    </w:p>
+    <w:p>
+      <w:pPr>
+        <w:rPr>
+          <w:szCs w:val="24"/>
+        </w:rPr>
+      </w:pPr>
       <w:r>
         <w:rPr>
           <w:b/>
           <w:bCs/>
-          <w:sz w:val="28"/>
-          <w:szCs w:val="28"/>
-        </w:rPr>
-        <w:t>1 Build Tools and Methods</w:t>
-      </w:r>
-    </w:p>
-    <w:p>
-      <w:pPr>
-        <w:jc w:val="both"/>
-        <w:rPr>
-          <w:szCs w:val="24"/>
-        </w:rPr>
-      </w:pPr>
-      <w:r>
-        <w:rPr>
-          <w:szCs w:val="24"/>
-        </w:rPr>
-        <w:t>The Fastify project runs on Node.js. With Node.js, JavaScript can be used on the server side, making it ideal for developing</w:t>
-      </w:r>
-      <w:r>
-        <w:rPr>
-          <w:szCs w:val="24"/>
-        </w:rPr>
-        <w:t xml:space="preserve"> backend applications and web services. npm</w:t>
-      </w:r>
-      <w:r>
-        <w:rPr>
-          <w:szCs w:val="24"/>
-        </w:rPr>
-        <w:t xml:space="preserve"> (Node Package Manager) is used for package management</w:t>
-      </w:r>
-      <w:r>
-        <w:rPr>
-          <w:szCs w:val="24"/>
-        </w:rPr>
-        <w:t>, dependency and executing</w:t>
-      </w:r>
-      <w:r>
-        <w:rPr>
-          <w:szCs w:val="24"/>
-        </w:rPr>
-        <w:t xml:space="preserve"> project scripts.</w:t>
-      </w:r>
-      <w:r>
-        <w:rPr>
-          <w:szCs w:val="24"/>
-        </w:rPr>
-        <w:t xml:space="preserve"> npm helps install and </w:t>
-      </w:r>
-      <w:r>
-        <w:rPr>
-          <w:szCs w:val="24"/>
-        </w:rPr>
-        <w:t xml:space="preserve">maintain </w:t>
-      </w:r>
-      <w:r>
-        <w:rPr>
-          <w:szCs w:val="24"/>
-        </w:rPr>
-        <w:t>libraries required by the project.</w:t>
-      </w:r>
-      <w:r>
-        <w:rPr>
-          <w:szCs w:val="24"/>
-        </w:rPr>
-        <w:t xml:space="preserve"> </w:t>
-      </w:r>
-    </w:p>
-    <w:p>
-      <w:pPr>
-        <w:jc w:val="both"/>
-        <w:rPr>
-          <w:szCs w:val="24"/>
-        </w:rPr>
-      </w:pPr>
-      <w:r>
-        <w:rPr>
-          <w:szCs w:val="24"/>
-        </w:rPr>
-        <w:t xml:space="preserve">We will be using VS Code (Visual Studio Code) as our code editor. </w:t>
-      </w:r>
-      <w:r>
-        <w:rPr>
-          <w:szCs w:val="24"/>
-        </w:rPr>
-        <w:t>VS Code is a lightweight</w:t>
-      </w:r>
-      <w:r>
-        <w:rPr>
-          <w:szCs w:val="24"/>
-        </w:rPr>
-        <w:t>, highly popular open-source</w:t>
-      </w:r>
-      <w:r>
-        <w:rPr>
-          <w:szCs w:val="24"/>
-        </w:rPr>
-        <w:t xml:space="preserve"> code editor. </w:t>
-      </w:r>
-      <w:r>
-        <w:rPr>
-          <w:szCs w:val="24"/>
-        </w:rPr>
-        <w:t xml:space="preserve">VS Code </w:t>
-      </w:r>
-      <w:r>
-        <w:rPr>
-          <w:szCs w:val="24"/>
-        </w:rPr>
-        <w:t xml:space="preserve">can be used to edit the Fastify project files </w:t>
-      </w:r>
-      <w:r>
-        <w:rPr>
-          <w:szCs w:val="24"/>
-        </w:rPr>
-        <w:lastRenderedPageBreak/>
-        <w:t>and provide a very user-friendly development interface.</w:t>
-      </w:r>
-      <w:r>
-        <w:rPr>
-          <w:szCs w:val="24"/>
-        </w:rPr>
-        <w:t xml:space="preserve"> The integrated terminal will be used for executing commands.</w:t>
-      </w:r>
-    </w:p>
-    <w:p>
-      <w:pPr>
-        <w:jc w:val="both"/>
-        <w:rPr>
-          <w:szCs w:val="24"/>
-        </w:rPr>
-      </w:pPr>
-      <w:r>
-        <w:rPr>
-          <w:szCs w:val="24"/>
-        </w:rPr>
-        <w:t>The Fastify source code will be downloaded from the GitHub repository using Git</w:t>
-      </w:r>
-      <w:r>
-        <w:rPr>
-          <w:szCs w:val="24"/>
-        </w:rPr>
-        <w:t>. npm manages dependency installation, while Node.js runs the application. These tools prepare the project before testing and deployment.</w:t>
-      </w:r>
-    </w:p>
-    <w:p>
-      <w:pPr>
-        <w:jc w:val="both"/>
-        <w:rPr>
-          <w:szCs w:val="24"/>
-        </w:rPr>
-      </w:pPr>
-    </w:p>
-    <w:p>
-      <w:pPr>
-        <w:jc w:val="both"/>
+          <w:szCs w:val="24"/>
+        </w:rPr>
+        <w:t>Git</w:t>
+      </w:r>
+      <w:r>
+        <w:rPr>
+          <w:szCs w:val="24"/>
+        </w:rPr>
+        <w:t>: Git</w:t>
+      </w:r>
+      <w:r>
+        <w:rPr>
+          <w:szCs w:val="24"/>
+        </w:rPr>
+        <w:t xml:space="preserve"> is a version control system. It is used to download and manage the Vim source code from the GitHub repository. </w:t>
+      </w:r>
+      <w:r>
+        <w:rPr>
+          <w:szCs w:val="24"/>
+        </w:rPr>
+        <w:t xml:space="preserve">It allows users to clone the project repository and obtain all the </w:t>
+      </w:r>
+      <w:r>
+        <w:rPr>
+          <w:szCs w:val="24"/>
+        </w:rPr>
+        <w:t>files needed for build</w:t>
+      </w:r>
+      <w:r>
+        <w:rPr>
+          <w:szCs w:val="24"/>
+        </w:rPr>
+        <w:t xml:space="preserve"> the system.</w:t>
+      </w:r>
+    </w:p>
+    <w:p>
+      <w:pPr>
+        <w:rPr>
+          <w:szCs w:val="24"/>
+        </w:rPr>
+      </w:pPr>
+      <w:r>
         <w:rPr>
           <w:b/>
           <w:bCs/>
-          <w:sz w:val="28"/>
-          <w:szCs w:val="28"/>
+          <w:szCs w:val="24"/>
+        </w:rPr>
+        <w:t>C Compiler (GCC)</w:t>
+      </w:r>
+      <w:r>
+        <w:rPr>
+          <w:szCs w:val="24"/>
+        </w:rPr>
+        <w:t xml:space="preserve">: </w:t>
+      </w:r>
+      <w:r>
+        <w:rPr>
+          <w:szCs w:val="24"/>
+        </w:rPr>
+        <w:t>GNU Compiler Collection is a compiler that takes Vim's source code written in C as input and converts it into executable code by the operating system. This is because Vim is mostly written in C, and GCC is used to compile the source code into an executable</w:t>
+      </w:r>
+      <w:r>
+        <w:rPr>
+          <w:szCs w:val="24"/>
+        </w:rPr>
+        <w:t xml:space="preserve"> file</w:t>
+      </w:r>
+      <w:r>
+        <w:rPr>
+          <w:szCs w:val="24"/>
+        </w:rPr>
+        <w:t>.</w:t>
+      </w:r>
+    </w:p>
+    <w:p>
+      <w:pPr>
+        <w:rPr>
+          <w:szCs w:val="24"/>
         </w:rPr>
       </w:pPr>
       <w:r>
         <w:rPr>
           <w:b/>
           <w:bCs/>
-          <w:sz w:val="28"/>
-          <w:szCs w:val="28"/>
-        </w:rPr>
-        <w:t>2</w:t>
-      </w:r>
+          <w:szCs w:val="24"/>
+        </w:rPr>
+        <w:t>Make</w:t>
+      </w:r>
+      <w:r>
+        <w:rPr>
+          <w:szCs w:val="24"/>
+        </w:rPr>
+        <w:t xml:space="preserve">: </w:t>
+      </w:r>
+      <w:r>
+        <w:rPr>
+          <w:szCs w:val="24"/>
+        </w:rPr>
+        <w:t xml:space="preserve">Make is a build automation tool that compiles the project according to the instructions in the </w:t>
+      </w:r>
+      <w:proofErr w:type="spellStart"/>
+      <w:r>
+        <w:rPr>
+          <w:szCs w:val="24"/>
+        </w:rPr>
+        <w:t>Makefile</w:t>
+      </w:r>
+      <w:proofErr w:type="spellEnd"/>
+      <w:r>
+        <w:rPr>
+          <w:szCs w:val="24"/>
+        </w:rPr>
+        <w:t>. It is used to automate the compilation process and ensure that source code is compiled properly.</w:t>
+      </w:r>
+    </w:p>
+    <w:p>
+      <w:pPr>
+        <w:rPr>
+          <w:szCs w:val="24"/>
+        </w:rPr>
+      </w:pPr>
       <w:r>
         <w:rPr>
           <w:b/>
           <w:bCs/>
-          <w:sz w:val="28"/>
-          <w:szCs w:val="28"/>
-        </w:rPr>
-        <w:t>.</w:t>
-      </w:r>
-      <w:r>
+          <w:szCs w:val="24"/>
+        </w:rPr>
+        <w:lastRenderedPageBreak/>
+        <w:t>Command Line Interface (CLI)</w:t>
+      </w:r>
+      <w:r>
+        <w:rPr>
+          <w:szCs w:val="24"/>
+        </w:rPr>
+        <w:t>: The command line interface is used to execute the commands for cloning the re</w:t>
+      </w:r>
+      <w:r>
+        <w:rPr>
+          <w:szCs w:val="24"/>
+        </w:rPr>
+        <w:t>pository, configuring the build environment, and compiling the Vim source code.</w:t>
+      </w:r>
+    </w:p>
+    <w:p>
+      <w:pPr>
+        <w:rPr>
+          <w:szCs w:val="24"/>
+        </w:rPr>
+      </w:pPr>
+    </w:p>
+    <w:p>
+      <w:pPr>
         <w:rPr>
           <w:b/>
           <w:bCs/>
           <w:sz w:val="28"/>
           <w:szCs w:val="28"/>
         </w:rPr>
-        <w:t>2 Project Setup</w:t>
-      </w:r>
-    </w:p>
-    <w:p>
-      <w:pPr>
-        <w:jc w:val="both"/>
-        <w:rPr>
-          <w:szCs w:val="24"/>
-        </w:rPr>
-      </w:pPr>
+      </w:pPr>
+      <w:r>
+        <w:rPr>
+          <w:b/>
+          <w:bCs/>
+          <w:sz w:val="28"/>
+          <w:szCs w:val="28"/>
+        </w:rPr>
+        <w:t>2.</w:t>
+      </w:r>
+      <w:r>
+        <w:rPr>
+          <w:b/>
+          <w:bCs/>
+          <w:sz w:val="28"/>
+          <w:szCs w:val="28"/>
+        </w:rPr>
+        <w:t>2</w:t>
+      </w:r>
+      <w:r>
+        <w:rPr>
+          <w:b/>
+          <w:bCs/>
+          <w:sz w:val="28"/>
+          <w:szCs w:val="28"/>
+        </w:rPr>
+        <w:t xml:space="preserve"> </w:t>
+      </w:r>
+      <w:r>
+        <w:rPr>
+          <w:b/>
+          <w:bCs/>
+          <w:sz w:val="28"/>
+          <w:szCs w:val="28"/>
+        </w:rPr>
+        <w:t>Obtaining the Source Code</w:t>
+      </w:r>
+    </w:p>
+    <w:p>
+      <w:pPr>
+        <w:rPr>
+          <w:szCs w:val="24"/>
+        </w:rPr>
+      </w:pPr>
+      <w:r>
+        <w:rPr>
+          <w:szCs w:val="24"/>
+        </w:rPr>
+        <w:t>Before the Vim project can be built, the source code must first be obtained from its official repository.</w:t>
+      </w:r>
+      <w:r>
+        <w:rPr>
+          <w:szCs w:val="24"/>
+        </w:rPr>
+        <w:t xml:space="preserve"> </w:t>
+      </w:r>
+      <w:r>
+        <w:rPr>
+          <w:szCs w:val="24"/>
+        </w:rPr>
+        <w:t xml:space="preserve">The Vim source code is hosted on GitHub. We use Git to clone the repository. This downloads the entire project into a local folder. </w:t>
+      </w:r>
+    </w:p>
+    <w:p>
+      <w:pPr>
+        <w:rPr>
+          <w:szCs w:val="24"/>
+        </w:rPr>
+      </w:pPr>
+      <w:r>
+        <w:rPr>
+          <w:szCs w:val="24"/>
+        </w:rPr>
+        <w:t>In a terminal run:</w:t>
+      </w:r>
+    </w:p>
+    <w:p>
+      <w:pPr>
+        <w:rPr>
+          <w:szCs w:val="24"/>
+        </w:rPr>
+      </w:pPr>
+      <w:r>
+        <w:rPr>
+          <w:szCs w:val="24"/>
+        </w:rPr>
+        <w:t>git clone https://github.com/vim/vim.git</w:t>
+      </w:r>
+    </w:p>
+    <w:p>
+      <w:pPr>
+        <w:rPr>
+          <w:szCs w:val="24"/>
+        </w:rPr>
+      </w:pPr>
+      <w:r>
+        <w:rPr>
+          <w:szCs w:val="24"/>
+        </w:rPr>
+        <w:drawing>
+          <wp:inline distT="0" distB="0" distL="0" distR="0" wp14:anchorId="4EF97FB7" wp14:editId="1F7B4C73">
+            <wp:extent cx="4945380" cy="702945"/>
+            <wp:effectExtent l="0" t="0" r="7620" b="1905"/>
+            <wp:docPr id="23394784" name="Picture 1"/>
+            <wp:cNvGraphicFramePr>
+              <a:graphicFrameLocks xmlns:a="http://schemas.openxmlformats.org/drawingml/2006/main" noChangeAspect="1"/>
+            </wp:cNvGraphicFramePr>
+            <a:graphic xmlns:a="http://schemas.openxmlformats.org/drawingml/2006/main">
+              <a:graphicData uri="http://schemas.openxmlformats.org/drawingml/2006/picture">
+                <pic:pic xmlns:pic="http://schemas.openxmlformats.org/drawingml/2006/picture">
+                  <pic:nvPicPr>
+                    <pic:cNvPr id="23394784" name=""/>
+                    <pic:cNvPicPr/>
+                  </pic:nvPicPr>
+                  <pic:blipFill rotWithShape="1">
+                    <a:blip r:embed="rId9"/>
+                    <a:srcRect r="13716"/>
+                    <a:stretch>
+                      <a:fillRect/>
+                    </a:stretch>
+                  </pic:blipFill>
+                  <pic:spPr bwMode="auto">
+                    <a:xfrm>
+                      <a:off x="0" y="0"/>
+                      <a:ext cx="4945380" cy="702945"/>
+                    </a:xfrm>
+                    <a:prstGeom prst="rect">
+                      <a:avLst/>
+                    </a:prstGeom>
+                    <a:ln>
+                      <a:noFill/>
+                    </a:ln>
+                    <a:extLst>
+                      <a:ext uri="{53640926-AAD7-44D8-BBD7-CCE9431645EC}">
+                        <a14:shadowObscured xmlns:a14="http://schemas.microsoft.com/office/drawing/2010/main"/>
+                      </a:ext>
+                    </a:extLst>
+                  </pic:spPr>
+                </pic:pic>
+              </a:graphicData>
+            </a:graphic>
+          </wp:inline>
+        </w:drawing>
+      </w:r>
+    </w:p>
+    <w:p>
+      <w:pPr>
+        <w:rPr>
+          <w:szCs w:val="24"/>
+        </w:rPr>
+      </w:pPr>
+      <w:r>
+        <w:rPr>
+          <w:szCs w:val="24"/>
+        </w:rPr>
+        <w:t>Once this command is executed, a new directory named vim will be created in the current working directory, and all the necessary files required for the build process are included in this directory.</w:t>
+      </w:r>
+    </w:p>
+    <w:p>
+      <w:pPr>
+        <w:rPr>
+          <w:szCs w:val="24"/>
+        </w:rPr>
+      </w:pPr>
+      <w:r>
+        <w:rPr>
+          <w:szCs w:val="24"/>
+        </w:rPr>
+        <w:t>After running:</w:t>
+      </w:r>
+    </w:p>
+    <w:p>
+      <w:pPr>
+        <w:rPr>
+          <w:szCs w:val="24"/>
+        </w:rPr>
+      </w:pPr>
+      <w:r>
+        <w:rPr>
+          <w:szCs w:val="24"/>
+        </w:rPr>
+        <w:drawing>
+          <wp:inline distT="0" distB="0" distL="0" distR="0" wp14:anchorId="656C50AC" wp14:editId="25FBF028">
+            <wp:extent cx="4930140" cy="1211506"/>
+            <wp:effectExtent l="0" t="0" r="3810" b="8255"/>
+            <wp:docPr id="2016676403" name="Picture 1"/>
+            <wp:cNvGraphicFramePr>
+              <a:graphicFrameLocks xmlns:a="http://schemas.openxmlformats.org/drawingml/2006/main" noChangeAspect="1"/>
+            </wp:cNvGraphicFramePr>
+            <a:graphic xmlns:a="http://schemas.openxmlformats.org/drawingml/2006/main">
+              <a:graphicData uri="http://schemas.openxmlformats.org/drawingml/2006/picture">
+                <pic:pic xmlns:pic="http://schemas.openxmlformats.org/drawingml/2006/picture">
+                  <pic:nvPicPr>
+                    <pic:cNvPr id="2016676403" name=""/>
+                    <pic:cNvPicPr/>
+                  </pic:nvPicPr>
+                  <pic:blipFill>
+                    <a:blip r:embed="rId10"/>
+                    <a:stretch>
+                      <a:fillRect/>
+                    </a:stretch>
+                  </pic:blipFill>
+                  <pic:spPr>
+                    <a:xfrm>
+                      <a:off x="0" y="0"/>
+                      <a:ext cx="4946116" cy="1215432"/>
+                    </a:xfrm>
+                    <a:prstGeom prst="rect">
+                      <a:avLst/>
+                    </a:prstGeom>
+                  </pic:spPr>
+                </pic:pic>
+              </a:graphicData>
+            </a:graphic>
+          </wp:inline>
+        </w:drawing>
+      </w:r>
+    </w:p>
+    <w:p>
+      <w:pPr>
+        <w:rPr>
+          <w:szCs w:val="24"/>
+        </w:rPr>
+      </w:pPr>
+      <w:r>
+        <w:rPr>
+          <w:szCs w:val="24"/>
+        </w:rPr>
+        <w:drawing>
+          <wp:inline distT="0" distB="0" distL="0" distR="0" wp14:anchorId="7332B907" wp14:editId="7BF13E38">
+            <wp:extent cx="1076475" cy="352474"/>
+            <wp:effectExtent l="0" t="0" r="9525" b="9525"/>
+            <wp:docPr id="868059713" name="Picture 1"/>
+            <wp:cNvGraphicFramePr>
+              <a:graphicFrameLocks xmlns:a="http://schemas.openxmlformats.org/drawingml/2006/main" noChangeAspect="1"/>
+            </wp:cNvGraphicFramePr>
+            <a:graphic xmlns:a="http://schemas.openxmlformats.org/drawingml/2006/main">
+              <a:graphicData uri="http://schemas.openxmlformats.org/drawingml/2006/picture">
+                <pic:pic xmlns:pic="http://schemas.openxmlformats.org/drawingml/2006/picture">
+                  <pic:nvPicPr>
+                    <pic:cNvPr id="868059713" name=""/>
+                    <pic:cNvPicPr/>
+                  </pic:nvPicPr>
+                  <pic:blipFill>
+                    <a:blip r:embed="rId11"/>
+                    <a:stretch>
+                      <a:fillRect/>
+                    </a:stretch>
+                  </pic:blipFill>
+                  <pic:spPr>
+                    <a:xfrm>
+                      <a:off x="0" y="0"/>
+                      <a:ext cx="1076475" cy="352474"/>
+                    </a:xfrm>
+                    <a:prstGeom prst="rect">
+                      <a:avLst/>
+                    </a:prstGeom>
+                  </pic:spPr>
+                </pic:pic>
+              </a:graphicData>
+            </a:graphic>
+          </wp:inline>
+        </w:drawing>
+      </w:r>
+      <w:r>
+        <w:rPr>
+          <w:szCs w:val="24"/>
+        </w:rPr>
+        <w:t xml:space="preserve"> (This vim file is in </w:t>
+      </w:r>
+      <w:r>
+        <w:rPr>
+          <w:szCs w:val="24"/>
+        </w:rPr>
+        <w:t>C:\Users\all</w:t>
+      </w:r>
+      <w:r>
+        <w:rPr>
+          <w:szCs w:val="24"/>
+        </w:rPr>
+        <w:t>)</w:t>
+      </w:r>
+    </w:p>
+    <w:p>
+      <w:pPr>
+        <w:rPr>
+          <w:szCs w:val="24"/>
+        </w:rPr>
+      </w:pPr>
+      <w:r>
+        <w:rPr>
+          <w:szCs w:val="24"/>
+        </w:rPr>
+        <w:t>Obtaining the source code is a significant step in the installation process because it allows access to the project files that are required for the configuration, compilation, and testing of the software.</w:t>
+      </w:r>
+    </w:p>
+    <w:p>
+      <w:pPr>
+        <w:rPr>
+          <w:szCs w:val="24"/>
+        </w:rPr>
+      </w:pPr>
+    </w:p>
+    <w:p>
+      <w:pPr>
+        <w:rPr>
+          <w:b/>
+          <w:bCs/>
+          <w:sz w:val="28"/>
+          <w:szCs w:val="28"/>
+        </w:rPr>
+      </w:pPr>
+      <w:r>
+        <w:rPr>
+          <w:b/>
+          <w:bCs/>
+          <w:sz w:val="28"/>
+          <w:szCs w:val="28"/>
+        </w:rPr>
+        <w:t>2.</w:t>
+      </w:r>
+      <w:r>
+        <w:rPr>
+          <w:b/>
+          <w:bCs/>
+          <w:sz w:val="28"/>
+          <w:szCs w:val="28"/>
+        </w:rPr>
+        <w:t>3</w:t>
+      </w:r>
+      <w:r>
+        <w:rPr>
+          <w:b/>
+          <w:bCs/>
+          <w:sz w:val="28"/>
+          <w:szCs w:val="28"/>
+        </w:rPr>
+        <w:t xml:space="preserve"> </w:t>
+      </w:r>
+      <w:r>
+        <w:rPr>
+          <w:b/>
+          <w:bCs/>
+          <w:sz w:val="28"/>
+          <w:szCs w:val="28"/>
+        </w:rPr>
+        <w:t>Navigating to the Source Directory</w:t>
+      </w:r>
+    </w:p>
+    <w:p>
+      <w:pPr>
+        <w:rPr>
+          <w:szCs w:val="24"/>
+        </w:rPr>
+      </w:pPr>
+      <w:r>
+        <w:rPr>
+          <w:szCs w:val="24"/>
+        </w:rPr>
+        <w:t>The next</w:t>
+      </w:r>
+      <w:r>
+        <w:rPr>
+          <w:szCs w:val="24"/>
+        </w:rPr>
+        <w:t xml:space="preserve"> step </w:t>
+      </w:r>
+      <w:r>
+        <w:rPr>
+          <w:szCs w:val="24"/>
+        </w:rPr>
+        <w:t>is to change the directory to a project directory that contains the source files needed for the build process. When the repository is cloned, a folder named vim is created in the current working directory.</w:t>
+      </w:r>
+      <w:r>
+        <w:rPr>
+          <w:szCs w:val="24"/>
+        </w:rPr>
+        <w:t xml:space="preserve"> </w:t>
+      </w:r>
+    </w:p>
+    <w:p>
+      <w:pPr>
+        <w:rPr>
+          <w:szCs w:val="24"/>
+        </w:rPr>
+      </w:pPr>
+      <w:r>
+        <w:rPr>
+          <w:szCs w:val="24"/>
+        </w:rPr>
+        <w:t xml:space="preserve">The main source codes and build-related source files are located in the </w:t>
+      </w:r>
+      <w:proofErr w:type="spellStart"/>
+      <w:r>
+        <w:rPr>
+          <w:szCs w:val="24"/>
+        </w:rPr>
+        <w:t>src</w:t>
+      </w:r>
+      <w:proofErr w:type="spellEnd"/>
+      <w:r>
+        <w:rPr>
+          <w:szCs w:val="24"/>
+        </w:rPr>
+        <w:t xml:space="preserve"> directory inside the Vim project directory. Hence, it is important to change the directory to this location before proceeding with the build process.</w:t>
+      </w:r>
+    </w:p>
+    <w:p>
+      <w:pPr>
+        <w:rPr>
+          <w:szCs w:val="24"/>
+        </w:rPr>
+      </w:pPr>
+      <w:r>
+        <w:rPr>
+          <w:szCs w:val="24"/>
+        </w:rPr>
+        <w:lastRenderedPageBreak/>
+        <w:t>Navigate to the source directory using the command below:</w:t>
+      </w:r>
+    </w:p>
+    <w:p>
+      <w:pPr>
+        <w:rPr>
+          <w:szCs w:val="24"/>
+        </w:rPr>
+      </w:pPr>
+      <w:r>
+        <w:rPr>
+          <w:szCs w:val="24"/>
+        </w:rPr>
+        <w:drawing>
+          <wp:inline distT="0" distB="0" distL="0" distR="0" wp14:anchorId="03D8A2A2" wp14:editId="05AE156C">
+            <wp:extent cx="1973580" cy="285829"/>
+            <wp:effectExtent l="0" t="0" r="7620" b="0"/>
+            <wp:docPr id="228930646" name="Picture 1"/>
+            <wp:cNvGraphicFramePr>
+              <a:graphicFrameLocks xmlns:a="http://schemas.openxmlformats.org/drawingml/2006/main" noChangeAspect="1"/>
+            </wp:cNvGraphicFramePr>
+            <a:graphic xmlns:a="http://schemas.openxmlformats.org/drawingml/2006/main">
+              <a:graphicData uri="http://schemas.openxmlformats.org/drawingml/2006/picture">
+                <pic:pic xmlns:pic="http://schemas.openxmlformats.org/drawingml/2006/picture">
+                  <pic:nvPicPr>
+                    <pic:cNvPr id="228930646" name=""/>
+                    <pic:cNvPicPr/>
+                  </pic:nvPicPr>
+                  <pic:blipFill>
+                    <a:blip r:embed="rId12"/>
+                    <a:stretch>
+                      <a:fillRect/>
+                    </a:stretch>
+                  </pic:blipFill>
+                  <pic:spPr>
+                    <a:xfrm>
+                      <a:off x="0" y="0"/>
+                      <a:ext cx="2007388" cy="290725"/>
+                    </a:xfrm>
+                    <a:prstGeom prst="rect">
+                      <a:avLst/>
+                    </a:prstGeom>
+                  </pic:spPr>
+                </pic:pic>
+              </a:graphicData>
+            </a:graphic>
+          </wp:inline>
+        </w:drawing>
+      </w:r>
+    </w:p>
+    <w:p>
+      <w:pPr>
+        <w:rPr>
+          <w:szCs w:val="24"/>
+        </w:rPr>
+      </w:pPr>
+      <w:r>
+        <w:rPr>
+          <w:szCs w:val="24"/>
+        </w:rPr>
+        <w:t>After running the command:</w:t>
+      </w:r>
+    </w:p>
+    <w:p>
+      <w:pPr>
+        <w:rPr>
+          <w:szCs w:val="24"/>
+        </w:rPr>
+      </w:pPr>
+      <w:r>
+        <w:rPr>
+          <w:szCs w:val="24"/>
+        </w:rPr>
+        <w:drawing>
+          <wp:inline distT="0" distB="0" distL="0" distR="0" wp14:anchorId="4A59495A" wp14:editId="32DC6FD2">
+            <wp:extent cx="1950720" cy="371219"/>
+            <wp:effectExtent l="0" t="0" r="0" b="0"/>
+            <wp:docPr id="1248624110" name="Picture 1"/>
+            <wp:cNvGraphicFramePr>
+              <a:graphicFrameLocks xmlns:a="http://schemas.openxmlformats.org/drawingml/2006/main" noChangeAspect="1"/>
+            </wp:cNvGraphicFramePr>
+            <a:graphic xmlns:a="http://schemas.openxmlformats.org/drawingml/2006/main">
+              <a:graphicData uri="http://schemas.openxmlformats.org/drawingml/2006/picture">
+                <pic:pic xmlns:pic="http://schemas.openxmlformats.org/drawingml/2006/picture">
+                  <pic:nvPicPr>
+                    <pic:cNvPr id="1248624110" name=""/>
+                    <pic:cNvPicPr/>
+                  </pic:nvPicPr>
+                  <pic:blipFill>
+                    <a:blip r:embed="rId13"/>
+                    <a:stretch>
+                      <a:fillRect/>
+                    </a:stretch>
+                  </pic:blipFill>
+                  <pic:spPr>
+                    <a:xfrm>
+                      <a:off x="0" y="0"/>
+                      <a:ext cx="1986390" cy="378007"/>
+                    </a:xfrm>
+                    <a:prstGeom prst="rect">
+                      <a:avLst/>
+                    </a:prstGeom>
+                  </pic:spPr>
+                </pic:pic>
+              </a:graphicData>
+            </a:graphic>
+          </wp:inline>
+        </w:drawing>
+      </w:r>
+    </w:p>
+    <w:p>
+      <w:pPr>
+        <w:rPr>
+          <w:szCs w:val="24"/>
+        </w:rPr>
+      </w:pPr>
+      <w:r>
+        <w:rPr>
+          <w:szCs w:val="24"/>
+        </w:rPr>
+        <w:t xml:space="preserve">The </w:t>
+      </w:r>
+      <w:proofErr w:type="spellStart"/>
+      <w:r>
+        <w:rPr>
+          <w:szCs w:val="24"/>
+        </w:rPr>
+        <w:t>src</w:t>
+      </w:r>
+      <w:proofErr w:type="spellEnd"/>
+      <w:r>
+        <w:rPr>
+          <w:szCs w:val="24"/>
+        </w:rPr>
+        <w:t xml:space="preserve"> directory contains the core source code files and the build configuration files required to compile </w:t>
+      </w:r>
+      <w:r>
+        <w:rPr>
+          <w:szCs w:val="24"/>
+        </w:rPr>
+        <w:t>V</w:t>
+      </w:r>
+      <w:r>
+        <w:rPr>
+          <w:szCs w:val="24"/>
+        </w:rPr>
+        <w:t>im.</w:t>
+      </w:r>
+      <w:r>
+        <w:rPr>
+          <w:szCs w:val="24"/>
+        </w:rPr>
+        <w:t xml:space="preserve"> </w:t>
+      </w:r>
     </w:p>
     <w:sectPr>
-      <w:footerReference w:type="default" r:id="rId9"/>
+      <w:footerReference w:type="default" r:id="rId14"/>
       <w:pgSz w:w="11906" w:h="16838"/>
       <w:pgMar w:top="1440" w:right="1440" w:bottom="1440" w:left="1440" w:header="708" w:footer="708" w:gutter="0"/>
       <w:cols w:space="708"/>
